--- a/S1-CL2-Cloud-Disaster-Recovery/mappings/ICTCLD505_Assessment_Mapping.docx
+++ b/S1-CL2-Cloud-Disaster-Recovery/mappings/ICTCLD505_Assessment_Mapping.docx
@@ -2435,7 +2435,7 @@
           </w:tcPr>
           <w:p>
             <w:r>
-              <w:t>D2</w:t>
+              <w:t>M1</w:t>
             </w:r>
           </w:p>
         </w:tc>
@@ -2542,7 +2542,7 @@
           </w:tcPr>
           <w:p>
             <w:r>
-              <w:t>D2</w:t>
+              <w:t>M1</w:t>
             </w:r>
           </w:p>
         </w:tc>
@@ -2649,7 +2649,7 @@
           </w:tcPr>
           <w:p>
             <w:r>
-              <w:t>D2</w:t>
+              <w:t>M1</w:t>
             </w:r>
           </w:p>
         </w:tc>
@@ -2756,7 +2756,7 @@
           </w:tcPr>
           <w:p>
             <w:r>
-              <w:t>D2</w:t>
+              <w:t>M1</w:t>
             </w:r>
           </w:p>
         </w:tc>
@@ -2865,7 +2865,7 @@
           </w:tcPr>
           <w:p>
             <w:r>
-              <w:t>D2</w:t>
+              <w:t>M2</w:t>
             </w:r>
           </w:p>
         </w:tc>
@@ -2972,7 +2972,7 @@
           </w:tcPr>
           <w:p>
             <w:r>
-              <w:t>D2</w:t>
+              <w:t>M2</w:t>
             </w:r>
           </w:p>
         </w:tc>
@@ -3079,7 +3079,7 @@
           </w:tcPr>
           <w:p>
             <w:r>
-              <w:t>D2</w:t>
+              <w:t>M2, M4</w:t>
             </w:r>
           </w:p>
         </w:tc>
@@ -3186,7 +3186,7 @@
           </w:tcPr>
           <w:p>
             <w:r>
-              <w:t>D2</w:t>
+              <w:t>M4</w:t>
             </w:r>
           </w:p>
         </w:tc>
@@ -3293,7 +3293,7 @@
           </w:tcPr>
           <w:p>
             <w:r>
-              <w:t>D2</w:t>
+              <w:t>M12</w:t>
             </w:r>
           </w:p>
         </w:tc>
@@ -3400,7 +3400,7 @@
           </w:tcPr>
           <w:p>
             <w:r>
-              <w:t>D2, D5, D9</w:t>
+              <w:t>M3</w:t>
             </w:r>
           </w:p>
         </w:tc>
@@ -3509,7 +3509,7 @@
           </w:tcPr>
           <w:p>
             <w:r>
-              <w:t>D3</w:t>
+              <w:t>M6</w:t>
             </w:r>
           </w:p>
         </w:tc>
@@ -3616,7 +3616,7 @@
           </w:tcPr>
           <w:p>
             <w:r>
-              <w:t>D3</w:t>
+              <w:t>M6</w:t>
             </w:r>
           </w:p>
         </w:tc>
@@ -3723,7 +3723,7 @@
           </w:tcPr>
           <w:p>
             <w:r>
-              <w:t>D3</w:t>
+              <w:t>M9</w:t>
             </w:r>
           </w:p>
         </w:tc>
@@ -3830,7 +3830,7 @@
           </w:tcPr>
           <w:p>
             <w:r>
-              <w:t>D3</w:t>
+              <w:t>M6</w:t>
             </w:r>
           </w:p>
         </w:tc>
@@ -3937,7 +3937,7 @@
           </w:tcPr>
           <w:p>
             <w:r>
-              <w:t>D3</w:t>
+              <w:t>M9</w:t>
             </w:r>
           </w:p>
         </w:tc>
@@ -4044,7 +4044,7 @@
           </w:tcPr>
           <w:p>
             <w:r>
-              <w:t>D3</w:t>
+              <w:t>M12</w:t>
             </w:r>
           </w:p>
         </w:tc>
@@ -4151,7 +4151,7 @@
           </w:tcPr>
           <w:p>
             <w:r>
-              <w:t>D3, D5, D9</w:t>
+              <w:t>M8</w:t>
             </w:r>
           </w:p>
         </w:tc>
@@ -4260,7 +4260,7 @@
           </w:tcPr>
           <w:p>
             <w:r>
-              <w:t>D10</w:t>
+              <w:t>M11</w:t>
             </w:r>
           </w:p>
         </w:tc>
@@ -4367,7 +4367,7 @@
           </w:tcPr>
           <w:p>
             <w:r>
-              <w:t>D11</w:t>
+              <w:t>M13</w:t>
             </w:r>
           </w:p>
         </w:tc>
@@ -4764,7 +4764,7 @@
           </w:tcPr>
           <w:p>
             <w:r>
-              <w:t>D2</w:t>
+              <w:t>M2, M4, M12</w:t>
             </w:r>
           </w:p>
         </w:tc>
@@ -4857,7 +4857,7 @@
           </w:tcPr>
           <w:p>
             <w:r>
-              <w:t>D3</w:t>
+              <w:t>M6</w:t>
             </w:r>
           </w:p>
         </w:tc>
@@ -4950,7 +4950,7 @@
           </w:tcPr>
           <w:p>
             <w:r>
-              <w:t>D7</w:t>
+              <w:t>M2, M4, M6, M7</w:t>
             </w:r>
           </w:p>
         </w:tc>
@@ -5043,7 +5043,7 @@
           </w:tcPr>
           <w:p>
             <w:r>
-              <w:t>D10</w:t>
+              <w:t>M11</w:t>
             </w:r>
           </w:p>
         </w:tc>
@@ -5451,7 +5451,7 @@
           </w:tcPr>
           <w:p>
             <w:r>
-              <w:t>D12</w:t>
+              <w:t>M14</w:t>
             </w:r>
           </w:p>
         </w:tc>
@@ -5545,7 +5545,7 @@
           </w:tcPr>
           <w:p>
             <w:r>
-              <w:t>D12</w:t>
+              <w:t>M14</w:t>
             </w:r>
           </w:p>
         </w:tc>
@@ -5639,7 +5639,7 @@
           </w:tcPr>
           <w:p>
             <w:r>
-              <w:t>D12</w:t>
+              <w:t>M1</w:t>
             </w:r>
           </w:p>
         </w:tc>
@@ -5733,7 +5733,7 @@
           </w:tcPr>
           <w:p>
             <w:r>
-              <w:t>D12</w:t>
+              <w:t>M1</w:t>
             </w:r>
           </w:p>
         </w:tc>
@@ -5827,7 +5827,7 @@
           </w:tcPr>
           <w:p>
             <w:r>
-              <w:t>D12</w:t>
+              <w:t>M2, M6</w:t>
             </w:r>
           </w:p>
         </w:tc>
@@ -5921,7 +5921,7 @@
           </w:tcPr>
           <w:p>
             <w:r>
-              <w:t>D12</w:t>
+              <w:t>M2</w:t>
             </w:r>
           </w:p>
         </w:tc>
@@ -6015,7 +6015,7 @@
           </w:tcPr>
           <w:p>
             <w:r>
-              <w:t>D12</w:t>
+              <w:t>M1, M3, M8, M14</w:t>
             </w:r>
           </w:p>
         </w:tc>
@@ -6109,7 +6109,7 @@
           </w:tcPr>
           <w:p>
             <w:r>
-              <w:t>D12</w:t>
+              <w:t>M9</w:t>
             </w:r>
           </w:p>
         </w:tc>
@@ -6203,7 +6203,7 @@
           </w:tcPr>
           <w:p>
             <w:r>
-              <w:t>D12</w:t>
+              <w:t>M6</w:t>
             </w:r>
           </w:p>
         </w:tc>
@@ -6297,7 +6297,7 @@
           </w:tcPr>
           <w:p>
             <w:r>
-              <w:t>D8, D12</w:t>
+              <w:t>M4, M9, M14</w:t>
             </w:r>
           </w:p>
         </w:tc>
@@ -6391,7 +6391,7 @@
           </w:tcPr>
           <w:p>
             <w:r>
-              <w:t>D8, D12</w:t>
+              <w:t>M14</w:t>
             </w:r>
           </w:p>
         </w:tc>

--- a/S1-CL2-Cloud-Disaster-Recovery/mappings/ICTCLD505_Assessment_Mapping.docx
+++ b/S1-CL2-Cloud-Disaster-Recovery/mappings/ICTCLD505_Assessment_Mapping.docx
@@ -6872,7 +6872,7 @@
           </w:tcPr>
           <w:p>
             <w:r>
-              <w:t>D11</w:t>
+              <w:t>M13</w:t>
             </w:r>
           </w:p>
         </w:tc>
@@ -6990,7 +6990,7 @@
           </w:tcPr>
           <w:p>
             <w:r>
-              <w:t>D2</w:t>
+              <w:t>M1, M2, M5</w:t>
             </w:r>
           </w:p>
         </w:tc>
@@ -7108,7 +7108,7 @@
           </w:tcPr>
           <w:p>
             <w:r>
-              <w:t>D10, D13</w:t>
+              <w:t>M11</w:t>
             </w:r>
           </w:p>
         </w:tc>
@@ -7226,7 +7226,7 @@
           </w:tcPr>
           <w:p>
             <w:r>
-              <w:t>D5</w:t>
+              <w:t>M3, M8</w:t>
             </w:r>
           </w:p>
         </w:tc>
@@ -7344,7 +7344,7 @@
           </w:tcPr>
           <w:p>
             <w:r>
-              <w:t>D8</w:t>
+              <w:t>M14</w:t>
             </w:r>
           </w:p>
         </w:tc>
